--- a/data/ai_paras/AI_para_23.docx
+++ b/data/ai_paras/AI_para_23.docx
@@ -4,7 +4,7 @@
   <w:body>
     <w:p>
       <w:r>
-        <w:t>During the 1960s, The Beatles frequently found themselves at the center of media controversies, often triggered by statements that challenged prevailing cultural norms. One notable incident occurred when John Lennon remarked that the band was "more popular than Jesus," a comment that ignited significant backlash, particularly in the United States, where it was interpreted as a challenge to religious values (Nguyen 59–60). This controversy highlighted the media's role in amplifying The Beatles' statements, reflecting broader societal anxieties about shifting cultural hierarchies (Nguyen 59–60). Additionally, the band's outspoken views on political issues, including their opposition to the Vietnam War, further fueled media scrutiny and polarized public opinion (Nguyen 59–60). These controversies underscored not only the band's influence but also the media's capacity to shape and sometimes distort public perception, necessitating a complex navigation of media relations by the band to maintain their public image (Nguyen 59–60).</w:t>
+        <w:t>The media's portrayal of The Beatles during controversies significantly influenced public reactions, shaping both the narrative of the incidents and their resolutions. Media outlets often sensationalized statements like John Lennon's "more popular than Jesus" comment, which led to an intense backlash and heightened public scrutiny (Ref-s292589). This sensationalism played a central role in polarizing audiences, with conservative groups reacting vehemently against the band, while others embraced their defiance of traditional norms as emblematic of the 1960s counterculture (Ref-s292589). Moreover, the media's framing of The Beatles as cultural rebels contributed to a complex public image that required careful management by the band to maintain their popularity and address controversies effectively (Ref-s292589). Thus, the interplay between media coverage and public perception was crucial in defining The Beatles' legacy, illustrating the profound impact of media narratives on public and cultural discourse.</w:t>
       </w:r>
     </w:p>
     <w:sectPr>
